--- a/ConstructionBilling.Api/Template/InvoiceWithoutGST.docx
+++ b/ConstructionBilling.Api/Template/InvoiceWithoutGST.docx
@@ -11,12 +11,12 @@
       </w:tblPr>
       <w:tblGrid>
         <w:gridCol w:w="3771"/>
-        <w:gridCol w:w="3626"/>
-        <w:gridCol w:w="2909"/>
+        <w:gridCol w:w="3267"/>
+        <w:gridCol w:w="3268"/>
       </w:tblGrid>
       <w:tr>
         <w:trPr>
-          <w:trHeight w:val="625"/>
+          <w:trHeight w:val="843"/>
           <w:jc w:val="center"/>
         </w:trPr>
         <w:tc>
@@ -39,7 +39,7 @@
                 <w:color w:val="003399"/>
               </w:rPr>
               <w:drawing>
-                <wp:anchor distT="0" distB="0" distL="114300" distR="114300" simplePos="0" relativeHeight="251659264" behindDoc="1" locked="0" layoutInCell="1" allowOverlap="1" wp14:anchorId="07078871" wp14:editId="16049106">
+                <wp:anchor distT="0" distB="0" distL="114300" distR="114300" simplePos="0" relativeHeight="251665408" behindDoc="1" locked="0" layoutInCell="1" allowOverlap="1" wp14:anchorId="07078871" wp14:editId="16049106">
                   <wp:simplePos x="0" y="0"/>
                   <wp:positionH relativeFrom="column">
                     <wp:posOffset>-3810</wp:posOffset>
@@ -205,21 +205,13 @@
                 <w:sz w:val="20"/>
                 <w:szCs w:val="20"/>
               </w:rPr>
-              <w:t>&gt;</w:t>
-            </w:r>
-            <w:r>
-              <w:rPr>
-                <w:rFonts w:ascii="Arial" w:hAnsi="Arial" w:cs="Arial"/>
-                <w:sz w:val="20"/>
-                <w:szCs w:val="20"/>
-              </w:rPr>
-              <w:t xml:space="preserve"> </w:t>
+              <w:t xml:space="preserve">&gt; </w:t>
             </w:r>
           </w:p>
         </w:tc>
         <w:tc>
           <w:tcPr>
-            <w:tcW w:w="3626" w:type="dxa"/>
+            <w:tcW w:w="3267" w:type="dxa"/>
           </w:tcPr>
           <w:p>
             <w:pPr>
@@ -242,54 +234,56 @@
             <w:pPr>
               <w:rPr>
                 <w:rFonts w:ascii="Arial" w:hAnsi="Arial" w:cs="Arial"/>
+                <w:sz w:val="20"/>
+                <w:szCs w:val="20"/>
+              </w:rPr>
+            </w:pPr>
+            <w:r>
+              <w:rPr>
+                <w:rFonts w:ascii="Arial" w:hAnsi="Arial" w:cs="Arial"/>
                 <w:b/>
-                <w:sz w:val="20"/>
-                <w:szCs w:val="20"/>
-              </w:rPr>
-            </w:pPr>
+                <w:bCs/>
+                <w:sz w:val="20"/>
+                <w:szCs w:val="20"/>
+              </w:rPr>
+              <w:t>&lt;</w:t>
+            </w:r>
+            <w:proofErr w:type="spellStart"/>
             <w:r>
               <w:rPr>
                 <w:rFonts w:ascii="Arial" w:hAnsi="Arial" w:cs="Arial"/>
                 <w:b/>
-                <w:sz w:val="20"/>
-                <w:szCs w:val="20"/>
-              </w:rPr>
-              <w:t>&lt;</w:t>
-            </w:r>
-            <w:proofErr w:type="spellStart"/>
+                <w:bCs/>
+                <w:sz w:val="20"/>
+                <w:szCs w:val="20"/>
+              </w:rPr>
+              <w:t>DispatchDocNo</w:t>
+            </w:r>
+            <w:proofErr w:type="spellEnd"/>
             <w:r>
               <w:rPr>
                 <w:rFonts w:ascii="Arial" w:hAnsi="Arial" w:cs="Arial"/>
                 <w:b/>
-                <w:sz w:val="20"/>
-                <w:szCs w:val="20"/>
-              </w:rPr>
-              <w:t>D</w:t>
-            </w:r>
-            <w:r>
-              <w:rPr>
-                <w:rFonts w:ascii="Arial" w:hAnsi="Arial" w:cs="Arial"/>
-                <w:b/>
-                <w:sz w:val="20"/>
-                <w:szCs w:val="20"/>
-              </w:rPr>
-              <w:t>ispatchDocNo</w:t>
-            </w:r>
-            <w:proofErr w:type="spellEnd"/>
-            <w:r>
-              <w:rPr>
-                <w:rFonts w:ascii="Arial" w:hAnsi="Arial" w:cs="Arial"/>
-                <w:b/>
+                <w:bCs/>
                 <w:sz w:val="20"/>
                 <w:szCs w:val="20"/>
               </w:rPr>
               <w:t>&gt;</w:t>
             </w:r>
+          </w:p>
+          <w:p>
+            <w:pPr>
+              <w:rPr>
+                <w:rFonts w:ascii="Arial" w:hAnsi="Arial" w:cs="Arial"/>
+                <w:sz w:val="20"/>
+                <w:szCs w:val="20"/>
+              </w:rPr>
+            </w:pPr>
           </w:p>
         </w:tc>
         <w:tc>
           <w:tcPr>
-            <w:tcW w:w="2909" w:type="dxa"/>
+            <w:tcW w:w="3268" w:type="dxa"/>
           </w:tcPr>
           <w:p>
             <w:pPr>
@@ -331,15 +325,7 @@
                 <w:sz w:val="20"/>
                 <w:szCs w:val="20"/>
               </w:rPr>
-              <w:t>D</w:t>
-            </w:r>
-            <w:r>
-              <w:rPr>
-                <w:rFonts w:ascii="Arial" w:hAnsi="Arial" w:cs="Arial"/>
-                <w:sz w:val="20"/>
-                <w:szCs w:val="20"/>
-              </w:rPr>
-              <w:t>eliveryNoteDate</w:t>
+              <w:t>DeliveryNoteDate</w:t>
             </w:r>
             <w:proofErr w:type="spellEnd"/>
             <w:r>
@@ -350,12 +336,21 @@
               </w:rPr>
               <w:t>&gt;</w:t>
             </w:r>
+          </w:p>
+          <w:p>
+            <w:pPr>
+              <w:rPr>
+                <w:rFonts w:ascii="Arial" w:hAnsi="Arial" w:cs="Arial"/>
+                <w:sz w:val="20"/>
+                <w:szCs w:val="20"/>
+              </w:rPr>
+            </w:pPr>
           </w:p>
         </w:tc>
       </w:tr>
       <w:tr>
         <w:trPr>
-          <w:trHeight w:val="623"/>
+          <w:trHeight w:val="945"/>
           <w:jc w:val="center"/>
         </w:trPr>
         <w:tc>
@@ -366,16 +361,16 @@
           <w:p>
             <w:pPr>
               <w:rPr>
-                <w:rFonts w:ascii="Arial" w:hAnsi="Arial" w:cs="Arial"/>
-                <w:sz w:val="20"/>
-                <w:szCs w:val="20"/>
+                <w:b/>
+                <w:noProof/>
+                <w:color w:val="003399"/>
               </w:rPr>
             </w:pPr>
           </w:p>
         </w:tc>
         <w:tc>
           <w:tcPr>
-            <w:tcW w:w="3626" w:type="dxa"/>
+            <w:tcW w:w="3267" w:type="dxa"/>
           </w:tcPr>
           <w:p>
             <w:pPr>
@@ -428,11 +423,20 @@
               </w:rPr>
               <w:t>&gt;</w:t>
             </w:r>
+          </w:p>
+          <w:p>
+            <w:pPr>
+              <w:rPr>
+                <w:rFonts w:ascii="Arial" w:hAnsi="Arial" w:cs="Arial"/>
+                <w:sz w:val="20"/>
+                <w:szCs w:val="20"/>
+              </w:rPr>
+            </w:pPr>
           </w:p>
         </w:tc>
         <w:tc>
           <w:tcPr>
-            <w:tcW w:w="2909" w:type="dxa"/>
+            <w:tcW w:w="3268" w:type="dxa"/>
           </w:tcPr>
           <w:p>
             <w:pPr>
@@ -455,186 +459,29 @@
             <w:pPr>
               <w:rPr>
                 <w:rFonts w:ascii="Arial" w:hAnsi="Arial" w:cs="Arial"/>
+                <w:sz w:val="20"/>
+                <w:szCs w:val="20"/>
+              </w:rPr>
+            </w:pPr>
+            <w:r>
+              <w:rPr>
+                <w:rFonts w:ascii="Arial" w:hAnsi="Arial" w:cs="Arial"/>
                 <w:b/>
-                <w:sz w:val="20"/>
-                <w:szCs w:val="20"/>
-              </w:rPr>
-            </w:pPr>
-            <w:r>
-              <w:rPr>
-                <w:rFonts w:ascii="Arial" w:hAnsi="Arial" w:cs="Arial"/>
-                <w:b/>
-                <w:sz w:val="20"/>
-                <w:szCs w:val="20"/>
-              </w:rPr>
-              <w:t>&lt;</w:t>
-            </w:r>
-            <w:r>
-              <w:rPr>
-                <w:rFonts w:ascii="Arial" w:hAnsi="Arial" w:cs="Arial"/>
-                <w:b/>
-                <w:sz w:val="20"/>
-                <w:szCs w:val="20"/>
-              </w:rPr>
-              <w:t>D</w:t>
-            </w:r>
-            <w:r>
-              <w:rPr>
-                <w:rFonts w:ascii="Arial" w:hAnsi="Arial" w:cs="Arial"/>
-                <w:b/>
-                <w:sz w:val="20"/>
-                <w:szCs w:val="20"/>
-              </w:rPr>
-              <w:t>estination&gt;</w:t>
-            </w:r>
-          </w:p>
-        </w:tc>
-      </w:tr>
-      <w:tr>
-        <w:trPr>
-          <w:trHeight w:val="623"/>
-          <w:jc w:val="center"/>
-        </w:trPr>
-        <w:tc>
-          <w:tcPr>
-            <w:tcW w:w="3771" w:type="dxa"/>
-            <w:vMerge/>
-          </w:tcPr>
-          <w:p>
-            <w:pPr>
-              <w:rPr>
-                <w:rFonts w:ascii="Arial" w:hAnsi="Arial" w:cs="Arial"/>
-                <w:sz w:val="20"/>
-                <w:szCs w:val="20"/>
-              </w:rPr>
-            </w:pPr>
-          </w:p>
-        </w:tc>
-        <w:tc>
-          <w:tcPr>
-            <w:tcW w:w="3626" w:type="dxa"/>
-          </w:tcPr>
-          <w:p>
-            <w:pPr>
-              <w:rPr>
-                <w:rFonts w:ascii="Arial" w:hAnsi="Arial" w:cs="Arial"/>
-                <w:sz w:val="20"/>
-                <w:szCs w:val="20"/>
-              </w:rPr>
-            </w:pPr>
-            <w:r>
-              <w:rPr>
-                <w:rFonts w:ascii="Arial" w:hAnsi="Arial" w:cs="Arial"/>
-                <w:sz w:val="20"/>
-                <w:szCs w:val="20"/>
-              </w:rPr>
-              <w:t>Bill Of Lading/LR-RR No</w:t>
-            </w:r>
-          </w:p>
-          <w:p>
-            <w:pPr>
-              <w:rPr>
-                <w:rFonts w:ascii="Arial" w:hAnsi="Arial" w:cs="Arial"/>
-                <w:sz w:val="20"/>
-                <w:szCs w:val="20"/>
-              </w:rPr>
-            </w:pPr>
-            <w:r>
-              <w:rPr>
-                <w:rFonts w:ascii="Arial" w:hAnsi="Arial" w:cs="Arial"/>
-                <w:sz w:val="20"/>
-                <w:szCs w:val="20"/>
-              </w:rPr>
-              <w:t>&lt;</w:t>
-            </w:r>
-            <w:proofErr w:type="spellStart"/>
-            <w:r>
-              <w:rPr>
-                <w:rFonts w:ascii="Arial" w:hAnsi="Arial" w:cs="Arial"/>
-                <w:sz w:val="20"/>
-                <w:szCs w:val="20"/>
-              </w:rPr>
-              <w:t>BillOfLading_LRRRNo</w:t>
-            </w:r>
-            <w:proofErr w:type="spellEnd"/>
-            <w:r>
-              <w:rPr>
-                <w:rFonts w:ascii="Arial" w:hAnsi="Arial" w:cs="Arial"/>
-                <w:sz w:val="20"/>
-                <w:szCs w:val="20"/>
-              </w:rPr>
-              <w:t>&gt;</w:t>
-            </w:r>
-          </w:p>
-        </w:tc>
-        <w:tc>
-          <w:tcPr>
-            <w:tcW w:w="2909" w:type="dxa"/>
-          </w:tcPr>
-          <w:p>
-            <w:pPr>
-              <w:rPr>
-                <w:rFonts w:ascii="Arial" w:hAnsi="Arial" w:cs="Arial"/>
-                <w:sz w:val="20"/>
-                <w:szCs w:val="20"/>
-              </w:rPr>
-            </w:pPr>
-            <w:r>
-              <w:rPr>
-                <w:rFonts w:ascii="Arial" w:hAnsi="Arial" w:cs="Arial"/>
-                <w:sz w:val="20"/>
-                <w:szCs w:val="20"/>
-              </w:rPr>
-              <w:t>Motor Vehicle No</w:t>
-            </w:r>
-          </w:p>
-          <w:p>
-            <w:pPr>
-              <w:rPr>
-                <w:rFonts w:ascii="Arial" w:hAnsi="Arial" w:cs="Arial"/>
-                <w:b/>
-                <w:sz w:val="20"/>
-                <w:szCs w:val="20"/>
-              </w:rPr>
-            </w:pPr>
-            <w:r>
-              <w:rPr>
-                <w:rFonts w:ascii="Arial" w:hAnsi="Arial" w:cs="Arial"/>
-                <w:b/>
-                <w:sz w:val="20"/>
-                <w:szCs w:val="20"/>
-              </w:rPr>
-              <w:t>&lt;</w:t>
-            </w:r>
-            <w:proofErr w:type="spellStart"/>
-            <w:r>
-              <w:rPr>
-                <w:rFonts w:ascii="Arial" w:hAnsi="Arial" w:cs="Arial"/>
-                <w:b/>
-                <w:sz w:val="20"/>
-                <w:szCs w:val="20"/>
-              </w:rPr>
-              <w:t>M</w:t>
-            </w:r>
-            <w:r>
-              <w:rPr>
-                <w:rFonts w:ascii="Arial" w:hAnsi="Arial" w:cs="Arial"/>
-                <w:b/>
-                <w:sz w:val="20"/>
-                <w:szCs w:val="20"/>
-              </w:rPr>
-              <w:t>otorVehicleNo</w:t>
-            </w:r>
-            <w:proofErr w:type="spellEnd"/>
-            <w:r>
-              <w:rPr>
-                <w:rFonts w:ascii="Arial" w:hAnsi="Arial" w:cs="Arial"/>
-                <w:b/>
-                <w:sz w:val="20"/>
-                <w:szCs w:val="20"/>
-              </w:rPr>
-              <w:t>&gt;</w:t>
-            </w:r>
+                <w:bCs/>
+                <w:sz w:val="20"/>
+                <w:szCs w:val="20"/>
+              </w:rPr>
+              <w:t>&lt;Destination&gt;</w:t>
+            </w:r>
+          </w:p>
+          <w:p>
+            <w:pPr>
+              <w:rPr>
+                <w:rFonts w:ascii="Arial" w:hAnsi="Arial" w:cs="Arial"/>
+                <w:sz w:val="20"/>
+                <w:szCs w:val="20"/>
+              </w:rPr>
+            </w:pPr>
           </w:p>
         </w:tc>
       </w:tr>
@@ -663,42 +510,33 @@
               </w:rPr>
               <w:t>Buyer (Bill to)</w:t>
             </w:r>
-          </w:p>
-          <w:p>
-            <w:pPr>
-              <w:rPr>
-                <w:rFonts w:ascii="Arial" w:hAnsi="Arial" w:cs="Arial"/>
-                <w:sz w:val="20"/>
-                <w:szCs w:val="20"/>
-              </w:rPr>
-            </w:pPr>
-            <w:r>
-              <w:rPr>
-                <w:rFonts w:ascii="Arial" w:hAnsi="Arial" w:cs="Arial"/>
-                <w:b/>
-                <w:bCs/>
+            <w:r>
+              <w:rPr>
+                <w:rFonts w:ascii="Arial" w:hAnsi="Arial" w:cs="Arial"/>
+                <w:sz w:val="20"/>
+                <w:szCs w:val="20"/>
+              </w:rPr>
+              <w:br/>
+            </w:r>
+            <w:r>
+              <w:rPr>
+                <w:rFonts w:ascii="Arial" w:hAnsi="Arial" w:cs="Arial"/>
                 <w:sz w:val="20"/>
                 <w:szCs w:val="20"/>
               </w:rPr>
               <w:t>&lt;</w:t>
             </w:r>
-            <w:proofErr w:type="spellStart"/>
-            <w:r>
-              <w:rPr>
-                <w:rFonts w:ascii="Arial" w:hAnsi="Arial" w:cs="Arial"/>
-                <w:b/>
-                <w:bCs/>
-                <w:sz w:val="20"/>
-                <w:szCs w:val="20"/>
-              </w:rPr>
-              <w:t>ConsigneeDetails</w:t>
-            </w:r>
-            <w:proofErr w:type="spellEnd"/>
-            <w:r>
-              <w:rPr>
-                <w:rFonts w:ascii="Arial" w:hAnsi="Arial" w:cs="Arial"/>
-                <w:b/>
-                <w:bCs/>
+            <w:r>
+              <w:rPr>
+                <w:rFonts w:ascii="Arial" w:hAnsi="Arial" w:cs="Arial"/>
+                <w:sz w:val="20"/>
+                <w:szCs w:val="20"/>
+              </w:rPr>
+              <w:t>Buyer</w:t>
+            </w:r>
+            <w:r>
+              <w:rPr>
+                <w:rFonts w:ascii="Arial" w:hAnsi="Arial" w:cs="Arial"/>
                 <w:sz w:val="20"/>
                 <w:szCs w:val="20"/>
               </w:rPr>
@@ -708,8 +546,10 @@
         </w:tc>
         <w:tc>
           <w:tcPr>
-            <w:tcW w:w="6535" w:type="dxa"/>
-            <w:gridSpan w:val="2"/>
+            <w:tcW w:w="3267" w:type="dxa"/>
+            <w:tcBorders>
+              <w:top w:val="nil"/>
+            </w:tcBorders>
           </w:tcPr>
           <w:p>
             <w:pPr>
@@ -725,6 +565,81 @@
                 <w:sz w:val="20"/>
                 <w:szCs w:val="20"/>
               </w:rPr>
+              <w:t>Motor Vehicle No</w:t>
+            </w:r>
+          </w:p>
+          <w:p>
+            <w:pPr>
+              <w:rPr>
+                <w:rFonts w:ascii="Arial" w:hAnsi="Arial" w:cs="Arial"/>
+                <w:sz w:val="20"/>
+                <w:szCs w:val="20"/>
+              </w:rPr>
+            </w:pPr>
+            <w:r>
+              <w:rPr>
+                <w:rFonts w:ascii="Arial" w:hAnsi="Arial" w:cs="Arial"/>
+                <w:b/>
+                <w:bCs/>
+                <w:sz w:val="20"/>
+                <w:szCs w:val="20"/>
+              </w:rPr>
+              <w:t>&lt;</w:t>
+            </w:r>
+            <w:proofErr w:type="spellStart"/>
+            <w:r>
+              <w:rPr>
+                <w:rFonts w:ascii="Arial" w:hAnsi="Arial" w:cs="Arial"/>
+                <w:b/>
+                <w:bCs/>
+                <w:sz w:val="20"/>
+                <w:szCs w:val="20"/>
+              </w:rPr>
+              <w:t>MotorVehicleNo</w:t>
+            </w:r>
+            <w:proofErr w:type="spellEnd"/>
+            <w:r>
+              <w:rPr>
+                <w:rFonts w:ascii="Arial" w:hAnsi="Arial" w:cs="Arial"/>
+                <w:b/>
+                <w:bCs/>
+                <w:sz w:val="20"/>
+                <w:szCs w:val="20"/>
+              </w:rPr>
+              <w:t>&gt;</w:t>
+            </w:r>
+          </w:p>
+          <w:p>
+            <w:pPr>
+              <w:rPr>
+                <w:rFonts w:ascii="Arial" w:hAnsi="Arial" w:cs="Arial"/>
+                <w:sz w:val="20"/>
+                <w:szCs w:val="20"/>
+              </w:rPr>
+            </w:pPr>
+          </w:p>
+        </w:tc>
+        <w:tc>
+          <w:tcPr>
+            <w:tcW w:w="3268" w:type="dxa"/>
+            <w:tcBorders>
+              <w:top w:val="nil"/>
+            </w:tcBorders>
+          </w:tcPr>
+          <w:p>
+            <w:pPr>
+              <w:rPr>
+                <w:rFonts w:ascii="Arial" w:hAnsi="Arial" w:cs="Arial"/>
+                <w:sz w:val="20"/>
+                <w:szCs w:val="20"/>
+              </w:rPr>
+            </w:pPr>
+            <w:r>
+              <w:rPr>
+                <w:rFonts w:ascii="Arial" w:hAnsi="Arial" w:cs="Arial"/>
+                <w:sz w:val="20"/>
+                <w:szCs w:val="20"/>
+              </w:rPr>
               <w:t>Terms of Delivery</w:t>
             </w:r>
           </w:p>
@@ -762,6 +677,15 @@
               </w:rPr>
               <w:t>&gt;</w:t>
             </w:r>
+          </w:p>
+          <w:p>
+            <w:pPr>
+              <w:rPr>
+                <w:rFonts w:ascii="Arial" w:hAnsi="Arial" w:cs="Arial"/>
+                <w:sz w:val="20"/>
+                <w:szCs w:val="20"/>
+              </w:rPr>
+            </w:pPr>
           </w:p>
         </w:tc>
       </w:tr>
@@ -791,25 +715,7 @@
                 <w:sz w:val="20"/>
                 <w:szCs w:val="20"/>
               </w:rPr>
-              <w:t xml:space="preserve">Goods </w:t>
-            </w:r>
-            <w:r>
-              <w:rPr>
-                <w:rFonts w:ascii="Arial" w:hAnsi="Arial" w:cs="Arial"/>
-                <w:b/>
-                <w:sz w:val="20"/>
-                <w:szCs w:val="20"/>
-              </w:rPr>
-              <w:t>Info</w:t>
-            </w:r>
-            <w:r>
-              <w:rPr>
-                <w:rFonts w:ascii="Arial" w:hAnsi="Arial" w:cs="Arial"/>
-                <w:b/>
-                <w:sz w:val="20"/>
-                <w:szCs w:val="20"/>
-              </w:rPr>
-              <w:t>rmation</w:t>
+              <w:t>Goods Information</w:t>
             </w:r>
           </w:p>
           <w:p>
@@ -828,23 +734,7 @@
                 <w:sz w:val="20"/>
                 <w:szCs w:val="20"/>
               </w:rPr>
-              <w:t>&lt;</w:t>
-            </w:r>
-            <w:r>
-              <w:rPr>
-                <w:rFonts w:ascii="Arial" w:hAnsi="Arial" w:cs="Arial"/>
-                <w:sz w:val="20"/>
-                <w:szCs w:val="20"/>
-              </w:rPr>
-              <w:t>T</w:t>
-            </w:r>
-            <w:r>
-              <w:rPr>
-                <w:rFonts w:ascii="Arial" w:hAnsi="Arial" w:cs="Arial"/>
-                <w:sz w:val="20"/>
-                <w:szCs w:val="20"/>
-              </w:rPr>
-              <w:t>able&gt;</w:t>
+              <w:t>&lt;Table&gt;</w:t>
             </w:r>
           </w:p>
           <w:p>
@@ -862,18 +752,8 @@
                 <w:sz w:val="20"/>
                 <w:szCs w:val="20"/>
               </w:rPr>
-              <w:t xml:space="preserve">E. &amp; </w:t>
-            </w:r>
-            <w:proofErr w:type="gramStart"/>
-            <w:r>
-              <w:rPr>
-                <w:rFonts w:ascii="Arial" w:hAnsi="Arial" w:cs="Arial"/>
-                <w:sz w:val="20"/>
-                <w:szCs w:val="20"/>
-              </w:rPr>
-              <w:t>O.E</w:t>
-            </w:r>
-            <w:proofErr w:type="gramEnd"/>
+              <w:t>E. &amp; O.E</w:t>
+            </w:r>
           </w:p>
         </w:tc>
       </w:tr>
@@ -902,39 +782,7 @@
                 <w:sz w:val="20"/>
                 <w:szCs w:val="20"/>
               </w:rPr>
-              <w:t xml:space="preserve">Amount </w:t>
-            </w:r>
-            <w:r>
-              <w:rPr>
-                <w:rFonts w:ascii="Arial" w:hAnsi="Arial" w:cs="Arial"/>
-                <w:sz w:val="20"/>
-                <w:szCs w:val="20"/>
-              </w:rPr>
-              <w:t>Chargeable (</w:t>
-            </w:r>
-            <w:r>
-              <w:rPr>
-                <w:rFonts w:ascii="Arial" w:hAnsi="Arial" w:cs="Arial"/>
-                <w:sz w:val="20"/>
-                <w:szCs w:val="20"/>
-              </w:rPr>
-              <w:t xml:space="preserve">in </w:t>
-            </w:r>
-            <w:r>
-              <w:rPr>
-                <w:rFonts w:ascii="Arial" w:hAnsi="Arial" w:cs="Arial"/>
-                <w:sz w:val="20"/>
-                <w:szCs w:val="20"/>
-              </w:rPr>
-              <w:t xml:space="preserve">words): </w:t>
-            </w:r>
-            <w:r>
-              <w:rPr>
-                <w:rFonts w:ascii="Arial" w:hAnsi="Arial" w:cs="Arial"/>
-                <w:sz w:val="20"/>
-                <w:szCs w:val="20"/>
-              </w:rPr>
-              <w:t xml:space="preserve"> </w:t>
+              <w:t xml:space="preserve">Amount Chargeable (in words):  </w:t>
             </w:r>
             <w:r>
               <w:rPr>
@@ -971,23 +819,7 @@
                 <w:sz w:val="20"/>
                 <w:szCs w:val="20"/>
               </w:rPr>
-              <w:t xml:space="preserve"> </w:t>
-            </w:r>
-            <w:r>
-              <w:rPr>
-                <w:rFonts w:ascii="Arial" w:hAnsi="Arial" w:cs="Arial"/>
-                <w:sz w:val="20"/>
-                <w:szCs w:val="20"/>
-              </w:rPr>
-              <w:t xml:space="preserve">       </w:t>
-            </w:r>
-            <w:r>
-              <w:rPr>
-                <w:rFonts w:ascii="Arial" w:hAnsi="Arial" w:cs="Arial"/>
-                <w:sz w:val="20"/>
-                <w:szCs w:val="20"/>
-              </w:rPr>
-              <w:t xml:space="preserve">                                                                                                          </w:t>
+              <w:t xml:space="preserve">                                                                                                                  </w:t>
             </w:r>
           </w:p>
         </w:tc>
@@ -1129,16 +961,7 @@
                       <w:sz w:val="20"/>
                       <w:szCs w:val="20"/>
                     </w:rPr>
-                    <w:t xml:space="preserve">Bank </w:t>
-                  </w:r>
-                  <w:proofErr w:type="gramStart"/>
-                  <w:r>
-                    <w:rPr>
-                      <w:rFonts w:ascii="Arial" w:hAnsi="Arial" w:cs="Arial"/>
-                      <w:sz w:val="20"/>
-                      <w:szCs w:val="20"/>
-                    </w:rPr>
-                    <w:t xml:space="preserve">Name  </w:t>
+                    <w:t xml:space="preserve">Bank Name  </w:t>
                   </w:r>
                   <w:r>
                     <w:rPr>
@@ -1151,7 +974,6 @@
                     <w:t>:&lt;</w:t>
                   </w:r>
                   <w:proofErr w:type="spellStart"/>
-                  <w:proofErr w:type="gramEnd"/>
                   <w:r>
                     <w:rPr>
                       <w:rFonts w:ascii="Arial" w:hAnsi="Arial" w:cs="Arial"/>
@@ -1415,18 +1237,26 @@
                 <w:sz w:val="20"/>
                 <w:szCs w:val="20"/>
               </w:rPr>
-              <w:t>For TMR Bricks</w:t>
-            </w:r>
-          </w:p>
-          <w:p>
-            <w:pPr>
-              <w:jc w:val="right"/>
-              <w:rPr>
-                <w:rFonts w:ascii="Arial" w:hAnsi="Arial" w:cs="Arial"/>
-                <w:sz w:val="20"/>
-                <w:szCs w:val="20"/>
-              </w:rPr>
-            </w:pPr>
+              <w:t>For &lt;</w:t>
+            </w:r>
+            <w:proofErr w:type="spellStart"/>
+            <w:r>
+              <w:rPr>
+                <w:rFonts w:ascii="Arial" w:hAnsi="Arial" w:cs="Arial"/>
+                <w:sz w:val="20"/>
+                <w:szCs w:val="20"/>
+              </w:rPr>
+              <w:t>CompanyName</w:t>
+            </w:r>
+            <w:proofErr w:type="spellEnd"/>
+            <w:r>
+              <w:rPr>
+                <w:rFonts w:ascii="Arial" w:hAnsi="Arial" w:cs="Arial"/>
+                <w:sz w:val="20"/>
+                <w:szCs w:val="20"/>
+              </w:rPr>
+              <w:t>&gt;</w:t>
+            </w:r>
           </w:p>
           <w:p>
             <w:pPr>
@@ -1966,7 +1796,7 @@
   <w:style w:type="paragraph" w:default="1" w:styleId="Normal">
     <w:name w:val="Normal"/>
     <w:qFormat/>
-    <w:rsid w:val="0075553D"/>
+    <w:rsid w:val="001C1A6C"/>
   </w:style>
   <w:style w:type="paragraph" w:styleId="Heading1">
     <w:name w:val="heading 1"/>
@@ -1992,7 +1822,6 @@
   <w:style w:type="character" w:default="1" w:styleId="DefaultParagraphFont">
     <w:name w:val="Default Paragraph Font"/>
     <w:uiPriority w:val="1"/>
-    <w:semiHidden/>
     <w:unhideWhenUsed/>
   </w:style>
   <w:style w:type="table" w:default="1" w:styleId="TableNormal">

--- a/ConstructionBilling.Api/Template/InvoiceWithoutGST.docx
+++ b/ConstructionBilling.Api/Template/InvoiceWithoutGST.docx
@@ -721,7 +721,6 @@
           <w:p>
             <w:pPr>
               <w:ind w:left="-534" w:firstLine="534"/>
-              <w:jc w:val="center"/>
               <w:rPr>
                 <w:rFonts w:ascii="Arial" w:hAnsi="Arial" w:cs="Arial"/>
                 <w:sz w:val="20"/>
@@ -752,8 +751,18 @@
                 <w:sz w:val="20"/>
                 <w:szCs w:val="20"/>
               </w:rPr>
-              <w:t>E. &amp; O.E</w:t>
-            </w:r>
+              <w:t xml:space="preserve">E. &amp; </w:t>
+            </w:r>
+            <w:proofErr w:type="gramStart"/>
+            <w:r>
+              <w:rPr>
+                <w:rFonts w:ascii="Arial" w:hAnsi="Arial" w:cs="Arial"/>
+                <w:sz w:val="20"/>
+                <w:szCs w:val="20"/>
+              </w:rPr>
+              <w:t>O.E</w:t>
+            </w:r>
+            <w:proofErr w:type="gramEnd"/>
           </w:p>
         </w:tc>
       </w:tr>
@@ -961,7 +970,16 @@
                       <w:sz w:val="20"/>
                       <w:szCs w:val="20"/>
                     </w:rPr>
-                    <w:t xml:space="preserve">Bank Name  </w:t>
+                    <w:t xml:space="preserve">Bank </w:t>
+                  </w:r>
+                  <w:proofErr w:type="gramStart"/>
+                  <w:r>
+                    <w:rPr>
+                      <w:rFonts w:ascii="Arial" w:hAnsi="Arial" w:cs="Arial"/>
+                      <w:sz w:val="20"/>
+                      <w:szCs w:val="20"/>
+                    </w:rPr>
+                    <w:t xml:space="preserve">Name  </w:t>
                   </w:r>
                   <w:r>
                     <w:rPr>
@@ -974,6 +992,7 @@
                     <w:t>:&lt;</w:t>
                   </w:r>
                   <w:proofErr w:type="spellStart"/>
+                  <w:proofErr w:type="gramEnd"/>
                   <w:r>
                     <w:rPr>
                       <w:rFonts w:ascii="Arial" w:hAnsi="Arial" w:cs="Arial"/>
@@ -1822,6 +1841,7 @@
   <w:style w:type="character" w:default="1" w:styleId="DefaultParagraphFont">
     <w:name w:val="Default Paragraph Font"/>
     <w:uiPriority w:val="1"/>
+    <w:semiHidden/>
     <w:unhideWhenUsed/>
   </w:style>
   <w:style w:type="table" w:default="1" w:styleId="TableNormal">
